--- a/Focus Group Materials/Day-of Operations/Institutional_Facilitator_Packet.docx
+++ b/Focus Group Materials/Day-of Operations/Institutional_Facilitator_Packet.docx
@@ -62,7 +62,7 @@
         <w:t xml:space="preserve">For: </w:t>
       </w:r>
       <w:r>
-        <w:t>Arron Beckes</w:t>
+        <w:t>Arron Panigall</w:t>
       </w:r>
     </w:p>
     <w:p>
